--- a/documentword/诸葛睿个人工作汇报.docx
+++ b/documentword/诸葛睿个人工作汇报.docx
@@ -68,7 +68,7 @@
           <w:color w:val="222222"/>
           <w:sz w:val="21"/>
         </w:rPr>
-        <w:t>实现教师授课选择的保存与撤回交互，处理其他教师已占用班次和授课时间冲突。</w:t>
+        <w:t>实现教师授课选择的保存与撤回交互，处理其他教师已占用班次。</w:t>
       </w:r>
     </w:p>
     <w:p>
@@ -128,7 +128,7 @@
           <w:color w:val="222222"/>
           <w:sz w:val="21"/>
         </w:rPr>
-        <w:t>维护教师授课资格、班次接手和成绩权限相关测试与页面状态。</w:t>
+        <w:t>维护教师授课资格、班次占用/接手和成绩权限相关测试与页面状态。</w:t>
       </w:r>
     </w:p>
     <w:p>
